--- a/Strategy/Commandos Behind Enemy Lines (2.51 GB)/3-Media (2.26 GB)/1-Images/1-Covers & Box Art/Source.docx
+++ b/Strategy/Commandos Behind Enemy Lines (2.51 GB)/3-Media (2.26 GB)/1-Images/1-Covers & Box Art/Source.docx
@@ -277,6 +277,22 @@
           <w:b/>
           <w:bCs/>
         </w:rPr>
+        <w:t>Download Server / Mirror</w:t>
+      </w:r>
+      <w:r>
+        <w:t>: www.mobygames.com</w:t>
+      </w:r>
+      <w:r>
+        <w:br/>
+      </w:r>
+      <w:r>
+        <w:t xml:space="preserve">* </w:t>
+      </w:r>
+      <w:r>
+        <w:rPr>
+          <w:b/>
+          <w:bCs/>
+        </w:rPr>
         <w:t>Download Method</w:t>
       </w:r>
       <w:r>
@@ -603,6 +619,22 @@
       </w:r>
       <w:r>
         <w:br/>
+      </w:r>
+      <w:r>
+        <w:t xml:space="preserve">* </w:t>
+      </w:r>
+      <w:r>
+        <w:rPr>
+          <w:b/>
+          <w:bCs/>
+        </w:rPr>
+        <w:t>Download Server / Mirror</w:t>
+      </w:r>
+      <w:r>
+        <w:t>: www.mobygames.com</w:t>
+      </w:r>
+      <w:r>
+        <w:br/>
         <w:t xml:space="preserve">* </w:t>
       </w:r>
       <w:r>
@@ -909,6 +941,22 @@
       </w:hyperlink>
       <w:r>
         <w:t xml:space="preserve"> </w:t>
+      </w:r>
+      <w:r>
+        <w:br/>
+      </w:r>
+      <w:r>
+        <w:t xml:space="preserve">* </w:t>
+      </w:r>
+      <w:r>
+        <w:rPr>
+          <w:b/>
+          <w:bCs/>
+        </w:rPr>
+        <w:t>Download Server / Mirror</w:t>
+      </w:r>
+      <w:r>
+        <w:t>: www.mobygames.com</w:t>
       </w:r>
       <w:r>
         <w:br/>
@@ -1237,6 +1285,22 @@
           <w:b/>
           <w:bCs/>
         </w:rPr>
+        <w:t>Download Server / Mirror</w:t>
+      </w:r>
+      <w:r>
+        <w:t>: www.mobygames.com</w:t>
+      </w:r>
+      <w:r>
+        <w:br/>
+      </w:r>
+      <w:r>
+        <w:t xml:space="preserve">* </w:t>
+      </w:r>
+      <w:r>
+        <w:rPr>
+          <w:b/>
+          <w:bCs/>
+        </w:rPr>
         <w:t>Download Method</w:t>
       </w:r>
       <w:r>
@@ -1529,6 +1593,22 @@
       </w:hyperlink>
       <w:r>
         <w:t xml:space="preserve"> </w:t>
+      </w:r>
+      <w:r>
+        <w:br/>
+      </w:r>
+      <w:r>
+        <w:t xml:space="preserve">* </w:t>
+      </w:r>
+      <w:r>
+        <w:rPr>
+          <w:b/>
+          <w:bCs/>
+        </w:rPr>
+        <w:t>Download Server / Mirror</w:t>
+      </w:r>
+      <w:r>
+        <w:t>: www.mobygames.com</w:t>
       </w:r>
       <w:r>
         <w:br/>
@@ -1838,6 +1918,22 @@
       </w:hyperlink>
       <w:r>
         <w:t xml:space="preserve"> </w:t>
+      </w:r>
+      <w:r>
+        <w:br/>
+      </w:r>
+      <w:r>
+        <w:t xml:space="preserve">* </w:t>
+      </w:r>
+      <w:r>
+        <w:rPr>
+          <w:b/>
+          <w:bCs/>
+        </w:rPr>
+        <w:t>Download Server / Mirror</w:t>
+      </w:r>
+      <w:r>
+        <w:t>: www.mobygames.com</w:t>
       </w:r>
       <w:r>
         <w:br/>
